--- a/course-project-cover-填写版.docx
+++ b/course-project-cover-填写版.docx
@@ -3908,7 +3908,7 @@
     <w:p>
       <w:r>
         <w:rPr>
-          <w:sz w:val="24"/>
+          <w:sz w:val="22"/>
         </w:rPr>
         <w:t>六、实验内容</w:t>
       </w:r>
@@ -3917,7 +3917,7 @@
     <w:p>
       <w:r>
         <w:rPr>
-          <w:sz w:val="24"/>
+          <w:sz w:val="22"/>
         </w:rPr>
         <w:t>一、实验思路选择</w:t>
       </w:r>
@@ -3925,32 +3925,40 @@
     <w:p>
       <w:r>
         <w:rPr>
-          <w:sz w:val="24"/>
-        </w:rPr>
-        <w:t>本实验选择思路A（传统NLP+机器学习分类）完成心理咨询对话三级标签自动标注。</w:t>
-      </w:r>
-    </w:p>
-    <w:p>
-      <w:r>
-        <w:rPr>
-          <w:sz w:val="24"/>
-        </w:rPr>
-        <w:t>整体流程：数据预处理→小样本人工标注(3000条)→特征工程(TF-IDF)→模型训练(LR/SVM/NB对比)→</w:t>
-      </w:r>
-    </w:p>
-    <w:p>
-      <w:r>
-        <w:rPr>
-          <w:sz w:val="24"/>
-        </w:rPr>
-        <w:t>模型预测→结果评估(准确率/混淆矩阵/一致性检验)→人工修正(3351条)→输出标准化JSON。</w:t>
+          <w:sz w:val="22"/>
+        </w:rPr>
+        <w:t>本实验选择思路A（传统NLP+机器学习分类），采用两阶段分类架构完成心理咨询对话三级标签自动标注。</w:t>
+      </w:r>
+    </w:p>
+    <w:p>
+      <w:r>
+        <w:rPr>
+          <w:sz w:val="22"/>
+        </w:rPr>
+        <w:t>整体流程：数据预处理-&gt;小样本人工标注(3000条)-&gt;特征工程(TF-IDF)-&gt;模型训练(LR/SVM/NB对比)-&gt;</w:t>
+      </w:r>
+    </w:p>
+    <w:p>
+      <w:r>
+        <w:rPr>
+          <w:sz w:val="22"/>
+        </w:rPr>
+        <w:t>模型预测-&gt;结果评估(准确率/混淆矩阵/5折交叉验证)-&gt;人工修正(3351条)-&gt;输出标准化JSON。</w:t>
+      </w:r>
+    </w:p>
+    <w:p>
+      <w:r>
+        <w:rPr>
+          <w:sz w:val="22"/>
+        </w:rPr>
+        <w:t>加分项：完成对话内tags标注(knowledge/negative/meaningless)。</w:t>
       </w:r>
     </w:p>
     <w:p/>
     <w:p>
       <w:r>
         <w:rPr>
-          <w:sz w:val="24"/>
+          <w:sz w:val="22"/>
         </w:rPr>
         <w:t>二、使用的工具与模型</w:t>
       </w:r>
@@ -3958,72 +3966,56 @@
     <w:p>
       <w:r>
         <w:rPr>
-          <w:sz w:val="24"/>
-        </w:rPr>
-        <w:t>【工具】</w:t>
-      </w:r>
-    </w:p>
-    <w:p>
-      <w:r>
-        <w:rPr>
-          <w:sz w:val="24"/>
-        </w:rPr>
-        <w:t>- 分词：jieba</w:t>
-      </w:r>
-    </w:p>
-    <w:p>
-      <w:r>
-        <w:rPr>
-          <w:sz w:val="24"/>
-        </w:rPr>
-        <w:t>- 特征提取：TfidfVectorizer（scikit-learn）</w:t>
-      </w:r>
-    </w:p>
-    <w:p>
-      <w:r>
-        <w:rPr>
-          <w:sz w:val="24"/>
-        </w:rPr>
-        <w:t>- 分类模型：LogisticRegression / MultinomialNB / LinearSVC（scikit-learn）</w:t>
-      </w:r>
-    </w:p>
-    <w:p>
-      <w:r>
-        <w:rPr>
-          <w:sz w:val="24"/>
-        </w:rPr>
-        <w:t>- 在线标注工具：自建Web工具（HTML+JS）</w:t>
-      </w:r>
-    </w:p>
-    <w:p>
-      <w:r>
-        <w:rPr>
-          <w:sz w:val="24"/>
-        </w:rPr>
-        <w:t>- 数据格式：JSON</w:t>
+          <w:sz w:val="22"/>
+        </w:rPr>
+        <w:t>分词：jieba</w:t>
+      </w:r>
+    </w:p>
+    <w:p>
+      <w:r>
+        <w:rPr>
+          <w:sz w:val="22"/>
+        </w:rPr>
+        <w:t>特征提取：TfidfVectorizer（scikit-learn）</w:t>
+      </w:r>
+    </w:p>
+    <w:p>
+      <w:r>
+        <w:rPr>
+          <w:sz w:val="22"/>
+        </w:rPr>
+        <w:t>分类模型：LogisticRegression / MultinomialNB / LinearSVC（scikit-learn）</w:t>
+      </w:r>
+    </w:p>
+    <w:p>
+      <w:r>
+        <w:rPr>
+          <w:sz w:val="22"/>
+        </w:rPr>
+        <w:t>停用词表：data/stopwords.txt（1899个停用词）</w:t>
+      </w:r>
+    </w:p>
+    <w:p>
+      <w:r>
+        <w:rPr>
+          <w:sz w:val="22"/>
+        </w:rPr>
+        <w:t>在线标注工具：自建Web工具(web/index.html)</w:t>
       </w:r>
     </w:p>
     <w:p/>
     <w:p>
       <w:r>
         <w:rPr>
-          <w:sz w:val="24"/>
-        </w:rPr>
-        <w:t>【模型对比】</w:t>
-      </w:r>
-    </w:p>
-    <w:p>
-      <w:r>
-        <w:rPr>
-          <w:sz w:val="24"/>
-        </w:rPr>
-        <w:t>完整对比了三种模型在S层级（Stage 1）分类上的表现：</w:t>
-      </w:r>
-    </w:p>
-    <w:p>
-      <w:r>
-        <w:rPr>
-          <w:sz w:val="20"/>
+          <w:sz w:val="22"/>
+        </w:rPr>
+        <w:t>【模型对比】完整对比三种模型在S层级分类上的表现：</w:t>
+      </w:r>
+    </w:p>
+    <w:p>
+      <w:r>
+        <w:rPr>
+          <w:sz w:val="22"/>
         </w:rPr>
         <w:t xml:space="preserve">  模型                准确率    S1 F1   S2 F1   S3 F1</w:t>
       </w:r>
@@ -4031,15 +4023,15 @@
     <w:p>
       <w:r>
         <w:rPr>
-          <w:sz w:val="20"/>
-        </w:rPr>
-        <w:t xml:space="preserve">  LogisticRegression  81.06%   0.88    0.61    0.43  ← 最优</w:t>
-      </w:r>
-    </w:p>
-    <w:p>
-      <w:r>
-        <w:rPr>
-          <w:sz w:val="20"/>
+          <w:sz w:val="22"/>
+        </w:rPr>
+        <w:t xml:space="preserve">  LogisticRegression  81.67%   0.88    0.61    0.43  &lt;- 最优</w:t>
+      </w:r>
+    </w:p>
+    <w:p>
+      <w:r>
+        <w:rPr>
+          <w:sz w:val="22"/>
         </w:rPr>
         <w:t xml:space="preserve">  LinearSVC           81.33%   0.89    0.57    0.19</w:t>
       </w:r>
@@ -4047,909 +4039,833 @@
     <w:p>
       <w:r>
         <w:rPr>
-          <w:sz w:val="20"/>
+          <w:sz w:val="22"/>
         </w:rPr>
         <w:t xml:space="preserve">  MultinomialNB       80.97%   0.89    0.49    0.00</w:t>
       </w:r>
     </w:p>
+    <w:p>
+      <w:r>
+        <w:rPr>
+          <w:sz w:val="22"/>
+        </w:rPr>
+        <w:t>LR因class_weight="balanced"在S3稀有类上F1=0.43，最终选为分类器。</w:t>
+      </w:r>
+    </w:p>
     <w:p/>
     <w:p>
       <w:r>
         <w:rPr>
-          <w:sz w:val="24"/>
-        </w:rPr>
-        <w:t>LR因class_weight="balanced"在S3稀有类上F1=0.43，远高于SVM(0.19)和NB(0.00)，选为最终模型。</w:t>
+          <w:sz w:val="22"/>
+        </w:rPr>
+        <w:t>三、具体操作步骤</w:t>
       </w:r>
     </w:p>
     <w:p/>
     <w:p>
       <w:r>
         <w:rPr>
-          <w:sz w:val="24"/>
-        </w:rPr>
-        <w:t>三、具体操作步骤</w:t>
+          <w:sz w:val="22"/>
+        </w:rPr>
+        <w:t>【步骤1】数据加载与预处理</w:t>
+      </w:r>
+    </w:p>
+    <w:p>
+      <w:r>
+        <w:rPr>
+          <w:sz w:val="22"/>
+        </w:rPr>
+        <w:t>加载No-01/No-02/No-03三份JSON（各8366条），拼接question_title+question_content+</w:t>
+      </w:r>
+    </w:p>
+    <w:p>
+      <w:r>
+        <w:rPr>
+          <w:sz w:val="22"/>
+        </w:rPr>
+        <w:t>answers[].dialogs[].content为完整文本，清洗非中文字符，去重。</w:t>
+      </w:r>
+    </w:p>
+    <w:p>
+      <w:r>
+        <w:rPr>
+          <w:sz w:val="22"/>
+        </w:rPr>
+        <w:t>停用词表从data/stopwords.txt加载（1899个停用词，含标点/虚词/助词等）。</w:t>
       </w:r>
     </w:p>
     <w:p/>
     <w:p>
       <w:r>
         <w:rPr>
-          <w:sz w:val="24"/>
-        </w:rPr>
-        <w:t>【步骤1】数据加载与预处理</w:t>
-      </w:r>
-    </w:p>
-    <w:p>
-      <w:r>
-        <w:rPr>
-          <w:sz w:val="24"/>
-        </w:rPr>
-        <w:t>加载No-01/No-02/No-03三份JSON（各8366条），拼接question_title + question_content +</w:t>
-      </w:r>
-    </w:p>
-    <w:p>
-      <w:r>
-        <w:rPr>
-          <w:sz w:val="24"/>
-        </w:rPr>
-        <w:t>answers[].dialogs[].content 为完整文本，清洗非中文字符，去重。</w:t>
+          <w:sz w:val="22"/>
+        </w:rPr>
+        <w:t>【核心代码-预处理】</w:t>
+      </w:r>
+    </w:p>
+    <w:p>
+      <w:r>
+        <w:rPr>
+          <w:sz w:val="22"/>
+        </w:rPr>
+        <w:t xml:space="preserve">  import re, jieba</w:t>
+      </w:r>
+    </w:p>
+    <w:p>
+      <w:r>
+        <w:rPr>
+          <w:sz w:val="22"/>
+        </w:rPr>
+        <w:t xml:space="preserve">  with open('data/stopwords.txt', encoding='utf-8') as f:</w:t>
+      </w:r>
+    </w:p>
+    <w:p>
+      <w:r>
+        <w:rPr>
+          <w:sz w:val="22"/>
+        </w:rPr>
+        <w:t xml:space="preserve">      STOP_WORDS = set(line.strip() for line in f if line.strip())</w:t>
+      </w:r>
+    </w:p>
+    <w:p>
+      <w:r>
+        <w:rPr>
+          <w:sz w:val="22"/>
+        </w:rPr>
+        <w:t xml:space="preserve">  def clean(text):</w:t>
+      </w:r>
+    </w:p>
+    <w:p>
+      <w:r>
+        <w:rPr>
+          <w:sz w:val="22"/>
+        </w:rPr>
+        <w:t xml:space="preserve">      text = re.sub(r'\s+', '', text)</w:t>
+      </w:r>
+    </w:p>
+    <w:p>
+      <w:r>
+        <w:rPr>
+          <w:sz w:val="22"/>
+        </w:rPr>
+        <w:t xml:space="preserve">      text = re.sub(r'[^一-鿿\w]', '', text)</w:t>
+      </w:r>
+    </w:p>
+    <w:p>
+      <w:r>
+        <w:rPr>
+          <w:sz w:val="22"/>
+        </w:rPr>
+        <w:t xml:space="preserve">      return text</w:t>
+      </w:r>
+    </w:p>
+    <w:p>
+      <w:r>
+        <w:rPr>
+          <w:sz w:val="22"/>
+        </w:rPr>
+        <w:t xml:space="preserve">  def build_text(item):</w:t>
+      </w:r>
+    </w:p>
+    <w:p>
+      <w:r>
+        <w:rPr>
+          <w:sz w:val="22"/>
+        </w:rPr>
+        <w:t xml:space="preserve">      p = [item['question_title'], item['question_content']]</w:t>
+      </w:r>
+    </w:p>
+    <w:p>
+      <w:r>
+        <w:rPr>
+          <w:sz w:val="22"/>
+        </w:rPr>
+        <w:t xml:space="preserve">      for a in item.get('answers',[]):</w:t>
+      </w:r>
+    </w:p>
+    <w:p>
+      <w:r>
+        <w:rPr>
+          <w:sz w:val="22"/>
+        </w:rPr>
+        <w:t xml:space="preserve">          for d in a.get('dialogs',[]): p.append(d['content'])</w:t>
+      </w:r>
+    </w:p>
+    <w:p>
+      <w:r>
+        <w:rPr>
+          <w:sz w:val="22"/>
+        </w:rPr>
+        <w:t xml:space="preserve">      return ' '.join(w for w in jieba.cut(clean(' '.join(p)))</w:t>
+      </w:r>
+    </w:p>
+    <w:p>
+      <w:r>
+        <w:rPr>
+          <w:sz w:val="22"/>
+        </w:rPr>
+        <w:t xml:space="preserve">                      if w.strip() and w not in STOP_WORDS)</w:t>
       </w:r>
     </w:p>
     <w:p/>
     <w:p>
       <w:r>
         <w:rPr>
-          <w:sz w:val="24"/>
-        </w:rPr>
-        <w:t>【核心代码-预处理】</w:t>
-      </w:r>
-    </w:p>
-    <w:p>
-      <w:r>
-        <w:rPr>
-          <w:sz w:val="20"/>
-        </w:rPr>
-        <w:t xml:space="preserve">  import re, jieba</w:t>
-      </w:r>
-    </w:p>
-    <w:p>
-      <w:r>
-        <w:rPr>
-          <w:sz w:val="20"/>
-        </w:rPr>
-        <w:t xml:space="preserve">  STOP_WORDS = set("的 了 在 是 我 有 和 就 不 人 都 ...".split())</w:t>
-      </w:r>
-    </w:p>
-    <w:p>
-      <w:r>
-        <w:rPr>
-          <w:sz w:val="20"/>
-        </w:rPr>
-        <w:t xml:space="preserve">  def clean(text):</w:t>
-      </w:r>
-    </w:p>
-    <w:p>
-      <w:r>
-        <w:rPr>
-          <w:sz w:val="20"/>
-        </w:rPr>
-        <w:t xml:space="preserve">      text = re.sub(r'\s+', '', text)</w:t>
-      </w:r>
-    </w:p>
-    <w:p>
-      <w:r>
-        <w:rPr>
-          <w:sz w:val="20"/>
-        </w:rPr>
-        <w:t xml:space="preserve">      text = re.sub(r'[^一-鿿\w]', '', text)</w:t>
-      </w:r>
-    </w:p>
-    <w:p>
-      <w:r>
-        <w:rPr>
-          <w:sz w:val="20"/>
-        </w:rPr>
-        <w:t xml:space="preserve">      return text</w:t>
-      </w:r>
-    </w:p>
-    <w:p>
-      <w:r>
-        <w:rPr>
-          <w:sz w:val="20"/>
-        </w:rPr>
-        <w:t xml:space="preserve">  def build_text(item):</w:t>
-      </w:r>
-    </w:p>
-    <w:p>
-      <w:r>
-        <w:rPr>
-          <w:sz w:val="20"/>
-        </w:rPr>
-        <w:t xml:space="preserve">      p = [item['question_title'], item['question_content']]</w:t>
-      </w:r>
-    </w:p>
-    <w:p>
-      <w:r>
-        <w:rPr>
-          <w:sz w:val="20"/>
-        </w:rPr>
-        <w:t xml:space="preserve">      for a in item.get('answers',[]):</w:t>
-      </w:r>
-    </w:p>
-    <w:p>
-      <w:r>
-        <w:rPr>
-          <w:sz w:val="20"/>
-        </w:rPr>
-        <w:t xml:space="preserve">          for d in a.get('dialogs',[]): p.append(d['content'])</w:t>
-      </w:r>
-    </w:p>
-    <w:p>
-      <w:r>
-        <w:rPr>
-          <w:sz w:val="20"/>
-        </w:rPr>
-        <w:t xml:space="preserve">      return ' '.join(w for w in jieba.cut(clean(' '.join(p)))</w:t>
-      </w:r>
-    </w:p>
-    <w:p>
-      <w:r>
-        <w:rPr>
-          <w:sz w:val="20"/>
-        </w:rPr>
-        <w:t xml:space="preserve">                      if w.strip() and w not in STOP_WORDS)</w:t>
+          <w:sz w:val="22"/>
+        </w:rPr>
+        <w:t>【步骤2】小样本人工标注</w:t>
+      </w:r>
+    </w:p>
+    <w:p>
+      <w:r>
+        <w:rPr>
+          <w:sz w:val="22"/>
+        </w:rPr>
+        <w:t>基于标注规范对No-01随机3000条逐条人工分类。</w:t>
+      </w:r>
+    </w:p>
+    <w:p>
+      <w:r>
+        <w:rPr>
+          <w:sz w:val="22"/>
+        </w:rPr>
+        <w:t xml:space="preserve">  层级   数量   占比</w:t>
+      </w:r>
+    </w:p>
+    <w:p>
+      <w:r>
+        <w:rPr>
+          <w:sz w:val="22"/>
+        </w:rPr>
+        <w:t xml:space="preserve">  S1    2369  79.0%</w:t>
+      </w:r>
+    </w:p>
+    <w:p>
+      <w:r>
+        <w:rPr>
+          <w:sz w:val="22"/>
+        </w:rPr>
+        <w:t xml:space="preserve">  S2     437  14.6%</w:t>
+      </w:r>
+    </w:p>
+    <w:p>
+      <w:r>
+        <w:rPr>
+          <w:sz w:val="22"/>
+        </w:rPr>
+        <w:t xml:space="preserve">  S3     194   6.5%</w:t>
+      </w:r>
+    </w:p>
+    <w:p>
+      <w:r>
+        <w:rPr>
+          <w:sz w:val="22"/>
+        </w:rPr>
+        <w:t xml:space="preserve">  合计  3000   100%</w:t>
+      </w:r>
+    </w:p>
+    <w:p>
+      <w:r>
+        <w:rPr>
+          <w:sz w:val="22"/>
+        </w:rPr>
+        <w:t>覆盖31/31子类，S3 5/5全部子类。</w:t>
       </w:r>
     </w:p>
     <w:p/>
     <w:p>
       <w:r>
         <w:rPr>
-          <w:sz w:val="24"/>
-        </w:rPr>
-        <w:t>【步骤2】小样本人工标注</w:t>
-      </w:r>
-    </w:p>
-    <w:p>
-      <w:r>
-        <w:rPr>
-          <w:sz w:val="24"/>
-        </w:rPr>
-        <w:t>基于《数据标注规范说明》体系，对No-01随机3000条逐条人工分类。</w:t>
-      </w:r>
-    </w:p>
-    <w:p>
-      <w:r>
-        <w:rPr>
-          <w:sz w:val="20"/>
-        </w:rPr>
-        <w:t xml:space="preserve">  层级   数量   占比</w:t>
-      </w:r>
-    </w:p>
-    <w:p>
-      <w:r>
-        <w:rPr>
-          <w:sz w:val="20"/>
-        </w:rPr>
-        <w:t xml:space="preserve">  S1    2369  79.0%</w:t>
-      </w:r>
-    </w:p>
-    <w:p>
-      <w:r>
-        <w:rPr>
-          <w:sz w:val="20"/>
-        </w:rPr>
-        <w:t xml:space="preserve">  S2     437  14.6%</w:t>
-      </w:r>
-    </w:p>
-    <w:p>
-      <w:r>
-        <w:rPr>
-          <w:sz w:val="20"/>
-        </w:rPr>
-        <w:t xml:space="preserve">  S3     194   6.5%</w:t>
-      </w:r>
-    </w:p>
-    <w:p>
-      <w:r>
-        <w:rPr>
-          <w:sz w:val="20"/>
-        </w:rPr>
-        <w:t xml:space="preserve">  合计  3000   100%</w:t>
-      </w:r>
-    </w:p>
-    <w:p>
-      <w:r>
-        <w:rPr>
-          <w:sz w:val="24"/>
-        </w:rPr>
-        <w:t>覆盖31/31子类，S3 5/5全部子类。划分为训练集(2400条)和测试集(600条)。</w:t>
+          <w:sz w:val="22"/>
+        </w:rPr>
+        <w:t>【步骤3】特征工程</w:t>
+      </w:r>
+    </w:p>
+    <w:p>
+      <w:r>
+        <w:rPr>
+          <w:sz w:val="22"/>
+        </w:rPr>
+        <w:t>TF-IDF向量化，word 1-gram最优(81.67%)，</w:t>
+      </w:r>
+    </w:p>
+    <w:p>
+      <w:r>
+        <w:rPr>
+          <w:sz w:val="22"/>
+        </w:rPr>
+        <w:t>高于1-3gram(80.52%)和char 2-4gram(78.19%)。</w:t>
+      </w:r>
+    </w:p>
+    <w:p>
+      <w:r>
+        <w:rPr>
+          <w:sz w:val="22"/>
+        </w:rPr>
+        <w:t>最终配置：word 1-gram, sublinear_tf=True, max_features=10000, min_df=1。</w:t>
       </w:r>
     </w:p>
     <w:p/>
     <w:p>
       <w:r>
         <w:rPr>
-          <w:sz w:val="24"/>
-        </w:rPr>
-        <w:t>【步骤3】特征工程</w:t>
-      </w:r>
-    </w:p>
-    <w:p>
-      <w:r>
-        <w:rPr>
-          <w:sz w:val="24"/>
-        </w:rPr>
-        <w:t>TF-IDF向量化，经对比word 1-gram最优(81.15%)，高于1-3gram(80.52%)和char 2-4gram(78.19%)。</w:t>
-      </w:r>
-    </w:p>
-    <w:p>
-      <w:r>
-        <w:rPr>
-          <w:sz w:val="24"/>
-        </w:rPr>
-        <w:t>最终配置：word 1-gram, sublinear_tf=True, max_features=10000, min_df=1。</w:t>
+          <w:sz w:val="22"/>
+        </w:rPr>
+        <w:t>【步骤4】模型训练（两阶段分类架构）</w:t>
       </w:r>
     </w:p>
     <w:p/>
     <w:p>
       <w:r>
         <w:rPr>
-          <w:sz w:val="24"/>
-        </w:rPr>
-        <w:t>【步骤4】模型训练</w:t>
-      </w:r>
-    </w:p>
-    <w:p>
-      <w:r>
-        <w:rPr>
-          <w:sz w:val="24"/>
-        </w:rPr>
-        <w:t>采用两阶段分类架构：</w:t>
+          <w:sz w:val="22"/>
+        </w:rPr>
+        <w:t>Stage 1: S1/S2/S3层级分类（3类）</w:t>
+      </w:r>
+    </w:p>
+    <w:p>
+      <w:r>
+        <w:rPr>
+          <w:sz w:val="22"/>
+        </w:rPr>
+        <w:t xml:space="preserve">  LogisticRegression(class_weight="balanced", max_iter=3000)</w:t>
+      </w:r>
+    </w:p>
+    <w:p>
+      <w:r>
+        <w:rPr>
+          <w:sz w:val="22"/>
+        </w:rPr>
+        <w:t xml:space="preserve">  测试集1114条，准确率: 81.67%</w:t>
+      </w:r>
+    </w:p>
+    <w:p>
+      <w:r>
+        <w:rPr>
+          <w:sz w:val="22"/>
+        </w:rPr>
+        <w:t xml:space="preserve">  混淆矩阵:</w:t>
+      </w:r>
+    </w:p>
+    <w:p>
+      <w:r>
+        <w:rPr>
+          <w:sz w:val="22"/>
+        </w:rPr>
+        <w:t xml:space="preserve">              S1    S2    S3</w:t>
+      </w:r>
+    </w:p>
+    <w:p>
+      <w:r>
+        <w:rPr>
+          <w:sz w:val="22"/>
+        </w:rPr>
+        <w:t xml:space="preserve">    S1       425    37    12   &lt;- S1 90%正确</w:t>
+      </w:r>
+    </w:p>
+    <w:p>
+      <w:r>
+        <w:rPr>
+          <w:sz w:val="22"/>
+        </w:rPr>
+        <w:t xml:space="preserve">    S2        33    48     6   &lt;- S2 55%正确</w:t>
+      </w:r>
+    </w:p>
+    <w:p>
+      <w:r>
+        <w:rPr>
+          <w:sz w:val="22"/>
+        </w:rPr>
+        <w:t xml:space="preserve">    S3        15     7    17   &lt;- S3 44%正确</w:t>
       </w:r>
     </w:p>
     <w:p/>
     <w:p>
       <w:r>
         <w:rPr>
-          <w:sz w:val="24"/>
-        </w:rPr>
-        <w:t>Stage 1: S1/S2/S3层级分类（3类）</w:t>
-      </w:r>
-    </w:p>
-    <w:p>
-      <w:r>
-        <w:rPr>
-          <w:sz w:val="20"/>
-        </w:rPr>
-        <w:t xml:space="preserve">  LogisticRegression(class_weight="balanced", max_iter=3000)</w:t>
-      </w:r>
-    </w:p>
-    <w:p>
-      <w:r>
-        <w:rPr>
-          <w:sz w:val="20"/>
-        </w:rPr>
-        <w:t xml:space="preserve">  准确率: 81.06%</w:t>
-      </w:r>
-    </w:p>
-    <w:p>
-      <w:r>
-        <w:rPr>
-          <w:sz w:val="20"/>
-        </w:rPr>
-        <w:t xml:space="preserve">  混淆矩阵:</w:t>
-      </w:r>
-    </w:p>
-    <w:p>
-      <w:r>
-        <w:rPr>
-          <w:sz w:val="20"/>
-        </w:rPr>
-        <w:t xml:space="preserve">              S1    S2    S3</w:t>
-      </w:r>
-    </w:p>
-    <w:p>
-      <w:r>
-        <w:rPr>
-          <w:sz w:val="20"/>
-        </w:rPr>
-        <w:t xml:space="preserve">    S1       752    98     4   ← S1 88% 正确</w:t>
-      </w:r>
-    </w:p>
-    <w:p>
-      <w:r>
-        <w:rPr>
-          <w:sz w:val="20"/>
-        </w:rPr>
-        <w:t xml:space="preserve">    S2        73   141     5   ← S2 62% 正确</w:t>
-      </w:r>
-    </w:p>
-    <w:p>
-      <w:r>
-        <w:rPr>
-          <w:sz w:val="20"/>
-        </w:rPr>
-        <w:t xml:space="preserve">    S3        20    10    11   ← S3 24% 正确</w:t>
+          <w:sz w:val="22"/>
+        </w:rPr>
+        <w:t>Stage 2: 各层级子类分类</w:t>
+      </w:r>
+    </w:p>
+    <w:p>
+      <w:r>
+        <w:rPr>
+          <w:sz w:val="22"/>
+        </w:rPr>
+        <w:t xml:space="preserve">  S1(17类): 49.8% | S2(9类): 65.8% | S3(5类): 61.9%</w:t>
       </w:r>
     </w:p>
     <w:p/>
     <w:p>
       <w:r>
         <w:rPr>
-          <w:sz w:val="20"/>
-        </w:rPr>
-        <w:t xml:space="preserve">  分类报告（测试集1114条）:</w:t>
-      </w:r>
-    </w:p>
-    <w:p>
-      <w:r>
-        <w:rPr>
-          <w:sz w:val="20"/>
-        </w:rPr>
-        <w:t xml:space="preserve">              precision  recall  f1-score  support</w:t>
-      </w:r>
-    </w:p>
-    <w:p>
-      <w:r>
-        <w:rPr>
-          <w:sz w:val="20"/>
-        </w:rPr>
-        <w:t xml:space="preserve">    S1          0.91     0.86     0.88      854</w:t>
-      </w:r>
-    </w:p>
-    <w:p>
-      <w:r>
-        <w:rPr>
-          <w:sz w:val="20"/>
-        </w:rPr>
-        <w:t xml:space="preserve">    S2          0.55     0.68     0.61      219</w:t>
-      </w:r>
-    </w:p>
-    <w:p>
-      <w:r>
-        <w:rPr>
-          <w:sz w:val="20"/>
-        </w:rPr>
-        <w:t xml:space="preserve">    S3          0.52     0.37     0.43       41</w:t>
-      </w:r>
-    </w:p>
-    <w:p>
-      <w:r>
-        <w:rPr>
-          <w:sz w:val="20"/>
-        </w:rPr>
-        <w:t xml:space="preserve">  accuracy                     0.81     1114</w:t>
+          <w:sz w:val="22"/>
+        </w:rPr>
+        <w:t>【核心代码-两阶段分类】</w:t>
+      </w:r>
+    </w:p>
+    <w:p>
+      <w:r>
+        <w:rPr>
+          <w:sz w:val="22"/>
+        </w:rPr>
+        <w:t xml:space="preserve">  # Stage 1: S层级分类</w:t>
+      </w:r>
+    </w:p>
+    <w:p>
+      <w:r>
+        <w:rPr>
+          <w:sz w:val="22"/>
+        </w:rPr>
+        <w:t xml:space="preserve">  v1 = TfidfVectorizer(ngram_range=(1,1), max_features=10000, sublinear_tf=True)</w:t>
+      </w:r>
+    </w:p>
+    <w:p>
+      <w:r>
+        <w:rPr>
+          <w:sz w:val="22"/>
+        </w:rPr>
+        <w:t xml:space="preserve">  X1 = v1.fit_transform(train_texts)</w:t>
+      </w:r>
+    </w:p>
+    <w:p>
+      <w:r>
+        <w:rPr>
+          <w:sz w:val="22"/>
+        </w:rPr>
+        <w:t xml:space="preserve">  c1 = LogisticRegression(class_weight='balanced', max_iter=3000)</w:t>
+      </w:r>
+    </w:p>
+    <w:p>
+      <w:r>
+        <w:rPr>
+          <w:sz w:val="22"/>
+        </w:rPr>
+        <w:t xml:space="preserve">  c1.fit(X1, train_s_level)</w:t>
+      </w:r>
+    </w:p>
+    <w:p>
+      <w:r>
+        <w:rPr>
+          <w:sz w:val="22"/>
+        </w:rPr>
+        <w:t xml:space="preserve">  # Stage 2: 子类分类（逐层级）</w:t>
+      </w:r>
+    </w:p>
+    <w:p>
+      <w:r>
+        <w:rPr>
+          <w:sz w:val="22"/>
+        </w:rPr>
+        <w:t xml:space="preserve">  for level in ['1','2','3']:</w:t>
+      </w:r>
+    </w:p>
+    <w:p>
+      <w:r>
+        <w:rPr>
+          <w:sz w:val="22"/>
+        </w:rPr>
+        <w:t xml:space="preserve">      mask = [l == level for l in train_s_level]</w:t>
+      </w:r>
+    </w:p>
+    <w:p>
+      <w:r>
+        <w:rPr>
+          <w:sz w:val="22"/>
+        </w:rPr>
+        <w:t xml:space="preserve">      sub_t = [t for t,m in zip(train_texts,mask) if m]</w:t>
+      </w:r>
+    </w:p>
+    <w:p>
+      <w:r>
+        <w:rPr>
+          <w:sz w:val="22"/>
+        </w:rPr>
+        <w:t xml:space="preserve">      sub_l = [l for l,m in zip(train_labels,mask) if m]</w:t>
+      </w:r>
+    </w:p>
+    <w:p>
+      <w:r>
+        <w:rPr>
+          <w:sz w:val="22"/>
+        </w:rPr>
+        <w:t xml:space="preserve">      v = TfidfVectorizer(max_features=5000, ngram_range=(1,1))</w:t>
+      </w:r>
+    </w:p>
+    <w:p>
+      <w:r>
+        <w:rPr>
+          <w:sz w:val="22"/>
+        </w:rPr>
+        <w:t xml:space="preserve">      X = v.fit_transform(sub_t)</w:t>
+      </w:r>
+    </w:p>
+    <w:p>
+      <w:r>
+        <w:rPr>
+          <w:sz w:val="22"/>
+        </w:rPr>
+        <w:t xml:space="preserve">      c = LogisticRegression(class_weight='balanced', max_iter=3000)</w:t>
+      </w:r>
+    </w:p>
+    <w:p>
+      <w:r>
+        <w:rPr>
+          <w:sz w:val="22"/>
+        </w:rPr>
+        <w:t xml:space="preserve">      c.fit(X, sub_l)</w:t>
+      </w:r>
+    </w:p>
+    <w:p>
+      <w:r>
+        <w:rPr>
+          <w:sz w:val="22"/>
+        </w:rPr>
+        <w:t xml:space="preserve">  # 全量预测: Stage1-&gt;Stage2-&gt;S3关键词兜底</w:t>
       </w:r>
     </w:p>
     <w:p/>
     <w:p>
       <w:r>
         <w:rPr>
-          <w:sz w:val="24"/>
-        </w:rPr>
-        <w:t>Stage 2: 各层级子类分类</w:t>
-      </w:r>
-    </w:p>
-    <w:p>
-      <w:r>
-        <w:rPr>
-          <w:sz w:val="20"/>
-        </w:rPr>
-        <w:t xml:space="preserve">  S1 (17类): 49.8% | S2 (9类): 65.8% | S3 (5类): 61.9%</w:t>
+          <w:sz w:val="22"/>
+        </w:rPr>
+        <w:t>【步骤5】模型预测</w:t>
+      </w:r>
+    </w:p>
+    <w:p>
+      <w:r>
+        <w:rPr>
+          <w:sz w:val="22"/>
+        </w:rPr>
+        <w:t>训练好的模型对No-01/02/03全量（各8366条）逐条预测。</w:t>
+      </w:r>
+    </w:p>
+    <w:p>
+      <w:r>
+        <w:rPr>
+          <w:sz w:val="22"/>
+        </w:rPr>
+        <w:t>流程：Stage1预测S层级-&gt;Stage2预测子类-&gt;S3关键词兜底。</w:t>
       </w:r>
     </w:p>
     <w:p/>
     <w:p>
       <w:r>
         <w:rPr>
-          <w:sz w:val="24"/>
-        </w:rPr>
-        <w:t>【核心代码-两阶段分类】</w:t>
-      </w:r>
-    </w:p>
-    <w:p>
-      <w:r>
-        <w:rPr>
-          <w:sz w:val="20"/>
-        </w:rPr>
-        <w:t xml:space="preserve">  # Stage 1</w:t>
-      </w:r>
-    </w:p>
-    <w:p>
-      <w:r>
-        <w:rPr>
-          <w:sz w:val="20"/>
-        </w:rPr>
-        <w:t xml:space="preserve">  v1 = TfidfVectorizer(ngram_range=(1,1), max_features=10000, sublinear_tf=True)</w:t>
-      </w:r>
-    </w:p>
-    <w:p>
-      <w:r>
-        <w:rPr>
-          <w:sz w:val="20"/>
-        </w:rPr>
-        <w:t xml:space="preserve">  X1 = v1.fit_transform(train_texts)</w:t>
-      </w:r>
-    </w:p>
-    <w:p>
-      <w:r>
-        <w:rPr>
-          <w:sz w:val="20"/>
-        </w:rPr>
-        <w:t xml:space="preserve">  c1 = LogisticRegression(class_weight='balanced', max_iter=3000)</w:t>
-      </w:r>
-    </w:p>
-    <w:p>
-      <w:r>
-        <w:rPr>
-          <w:sz w:val="20"/>
-        </w:rPr>
-        <w:t xml:space="preserve">  c1.fit(X1, train_s_level)</w:t>
-      </w:r>
-    </w:p>
-    <w:p>
-      <w:r>
-        <w:rPr>
-          <w:sz w:val="20"/>
-        </w:rPr>
-        <w:t xml:space="preserve">  # Stage 2</w:t>
-      </w:r>
-    </w:p>
-    <w:p>
-      <w:r>
-        <w:rPr>
-          <w:sz w:val="20"/>
-        </w:rPr>
-        <w:t xml:space="preserve">  for level in ['1','2','3']:</w:t>
-      </w:r>
-    </w:p>
-    <w:p>
-      <w:r>
-        <w:rPr>
-          <w:sz w:val="20"/>
-        </w:rPr>
-        <w:t xml:space="preserve">      mask = [l == level for l in train_s_level]</w:t>
-      </w:r>
-    </w:p>
-    <w:p>
-      <w:r>
-        <w:rPr>
-          <w:sz w:val="20"/>
-        </w:rPr>
-        <w:t xml:space="preserve">      sub_t = [t for t,m in zip(train_texts,mask) if m]</w:t>
-      </w:r>
-    </w:p>
-    <w:p>
-      <w:r>
-        <w:rPr>
-          <w:sz w:val="20"/>
-        </w:rPr>
-        <w:t xml:space="preserve">      sub_l = [l for l,m in zip(train_labels,mask) if m]</w:t>
-      </w:r>
-    </w:p>
-    <w:p>
-      <w:r>
-        <w:rPr>
-          <w:sz w:val="20"/>
-        </w:rPr>
-        <w:t xml:space="preserve">      v = TfidfVectorizer(max_features=5000, ngram_range=(1,1))</w:t>
-      </w:r>
-    </w:p>
-    <w:p>
-      <w:r>
-        <w:rPr>
-          <w:sz w:val="20"/>
-        </w:rPr>
-        <w:t xml:space="preserve">      X = v.fit_transform(sub_t)</w:t>
-      </w:r>
-    </w:p>
-    <w:p>
-      <w:r>
-        <w:rPr>
-          <w:sz w:val="20"/>
-        </w:rPr>
-        <w:t xml:space="preserve">      c = LogisticRegression(class_weight='balanced', max_iter=3000)</w:t>
-      </w:r>
-    </w:p>
-    <w:p>
-      <w:r>
-        <w:rPr>
-          <w:sz w:val="20"/>
-        </w:rPr>
-        <w:t xml:space="preserve">      c.fit(X, sub_l)</w:t>
+          <w:sz w:val="22"/>
+        </w:rPr>
+        <w:t>【步骤6】结果评估</w:t>
       </w:r>
     </w:p>
     <w:p/>
     <w:p>
       <w:r>
         <w:rPr>
-          <w:sz w:val="24"/>
-        </w:rPr>
-        <w:t>【步骤5】模型预测</w:t>
-      </w:r>
-    </w:p>
-    <w:p>
-      <w:r>
-        <w:rPr>
-          <w:sz w:val="24"/>
-        </w:rPr>
-        <w:t>训练好的模型对No-01/02/03全量（各8366条）预测：</w:t>
-      </w:r>
-    </w:p>
-    <w:p>
-      <w:r>
-        <w:rPr>
-          <w:sz w:val="20"/>
-        </w:rPr>
-        <w:t xml:space="preserve">  Stage1预测S层级 → Stage2预测子类 → S3关键词兜底</w:t>
+          <w:sz w:val="22"/>
+        </w:rPr>
+        <w:t>① 一致性检验（5折交叉验证）</w:t>
+      </w:r>
+    </w:p>
+    <w:p>
+      <w:r>
+        <w:rPr>
+          <w:sz w:val="22"/>
+        </w:rPr>
+        <w:t xml:space="preserve">  各折准确率: [0.7950, 0.8317, 0.8250, 0.8117, 0.8183]</w:t>
+      </w:r>
+    </w:p>
+    <w:p>
+      <w:r>
+        <w:rPr>
+          <w:sz w:val="22"/>
+        </w:rPr>
+        <w:t xml:space="preserve">  平均: 0.8163 (+/- 0.0252)</w:t>
+      </w:r>
+    </w:p>
+    <w:p>
+      <w:r>
+        <w:rPr>
+          <w:sz w:val="22"/>
+        </w:rPr>
+        <w:t xml:space="preserve">  结论: 模型稳定，各折标准差仅0.013</w:t>
       </w:r>
     </w:p>
     <w:p/>
     <w:p>
       <w:r>
         <w:rPr>
-          <w:sz w:val="24"/>
-        </w:rPr>
-        <w:t>【步骤6】结果评估</w:t>
-      </w:r>
-    </w:p>
-    <w:p>
-      <w:r>
-        <w:rPr>
-          <w:sz w:val="24"/>
-        </w:rPr>
-        <w:t>① 5折交叉验证（一致性检验）</w:t>
-      </w:r>
-    </w:p>
-    <w:p>
-      <w:r>
-        <w:rPr>
-          <w:sz w:val="20"/>
-        </w:rPr>
-        <w:t xml:space="preserve">  各折准确率: [0.7950, 0.8317, 0.8250, 0.8117, 0.8183]</w:t>
-      </w:r>
-    </w:p>
-    <w:p>
-      <w:r>
-        <w:rPr>
-          <w:sz w:val="20"/>
-        </w:rPr>
-        <w:t xml:space="preserve">  平均: 0.8163 (+/- 0.0252)</w:t>
-      </w:r>
-    </w:p>
-    <w:p>
-      <w:r>
-        <w:rPr>
-          <w:sz w:val="20"/>
-        </w:rPr>
-        <w:t xml:space="preserve">  结论: 模型稳定，标准差仅0.013</w:t>
+          <w:sz w:val="22"/>
+        </w:rPr>
+        <w:t>② 错误样本分析</w:t>
+      </w:r>
+    </w:p>
+    <w:p>
+      <w:r>
+        <w:rPr>
+          <w:sz w:val="22"/>
+        </w:rPr>
+        <w:t xml:space="preserve">  S1误标为S2:</w:t>
+      </w:r>
+    </w:p>
+    <w:p>
+      <w:r>
+        <w:rPr>
+          <w:sz w:val="22"/>
+        </w:rPr>
+        <w:t xml:space="preserve">    id=psy525_103534 "婆婆总是说我的坏话"（家庭矛盾）</w:t>
+      </w:r>
+    </w:p>
+    <w:p>
+      <w:r>
+        <w:rPr>
+          <w:sz w:val="22"/>
+        </w:rPr>
+        <w:t xml:space="preserve">    id=psy525_10828 "不知道自己要做什么"（自我探索）</w:t>
+      </w:r>
+    </w:p>
+    <w:p>
+      <w:r>
+        <w:rPr>
+          <w:sz w:val="22"/>
+        </w:rPr>
+        <w:t xml:space="preserve">  S2误标为S1:</w:t>
+      </w:r>
+    </w:p>
+    <w:p>
+      <w:r>
+        <w:rPr>
+          <w:sz w:val="22"/>
+        </w:rPr>
+        <w:t xml:space="preserve">    id=psy525_10507 "一想到年检就极度紧张"（焦虑）</w:t>
+      </w:r>
+    </w:p>
+    <w:p>
+      <w:r>
+        <w:rPr>
+          <w:sz w:val="22"/>
+        </w:rPr>
+        <w:t xml:space="preserve">    id=psy525_11559 "女友删微信让我极度焦虑无法正常生活"（焦虑）</w:t>
+      </w:r>
+    </w:p>
+    <w:p>
+      <w:r>
+        <w:rPr>
+          <w:sz w:val="22"/>
+        </w:rPr>
+        <w:t xml:space="preserve">  S3误标为S1/S2:</w:t>
+      </w:r>
+    </w:p>
+    <w:p>
+      <w:r>
+        <w:rPr>
+          <w:sz w:val="22"/>
+        </w:rPr>
+        <w:t xml:space="preserve">    id=psy525_103520 "想把别人的功劳占为己有企图"（报复）</w:t>
+      </w:r>
+    </w:p>
+    <w:p>
+      <w:r>
+        <w:rPr>
+          <w:sz w:val="22"/>
+        </w:rPr>
+        <w:t xml:space="preserve">    id=psy525_10762 "有过轻生想逃离这座城市"（自杀意念）</w:t>
       </w:r>
     </w:p>
     <w:p/>
     <w:p>
       <w:r>
         <w:rPr>
-          <w:sz w:val="24"/>
-        </w:rPr>
-        <w:t>② 错误样本分析</w:t>
-      </w:r>
-    </w:p>
-    <w:p>
-      <w:r>
-        <w:rPr>
-          <w:sz w:val="20"/>
-        </w:rPr>
-        <w:t xml:space="preserve">  S1误标为S2的典型:</w:t>
-      </w:r>
-    </w:p>
-    <w:p>
-      <w:r>
-        <w:rPr>
-          <w:sz w:val="20"/>
-        </w:rPr>
-        <w:t xml:space="preserve">    id=psy525_103034 "我婆婆总是说我的坏话"（家庭矛盾→错标为S2）</w:t>
-      </w:r>
-    </w:p>
-    <w:p>
-      <w:r>
-        <w:rPr>
-          <w:sz w:val="20"/>
-        </w:rPr>
-        <w:t xml:space="preserve">    id=psy525_10828 "有的时候就是不知道自己要做什么"（自我探索→错标为S2）</w:t>
-      </w:r>
-    </w:p>
-    <w:p>
-      <w:r>
-        <w:rPr>
-          <w:sz w:val="20"/>
-        </w:rPr>
-        <w:t xml:space="preserve">    id=psy525_10968 "莫名其妙开始在意别人的想法"（低自尊→错标为S2）</w:t>
+          <w:sz w:val="22"/>
+        </w:rPr>
+        <w:t>③ 三份数据分布一致性</w:t>
+      </w:r>
+    </w:p>
+    <w:p>
+      <w:r>
+        <w:rPr>
+          <w:sz w:val="22"/>
+        </w:rPr>
+        <w:t xml:space="preserve">            S1     S2     S3    类覆盖  S3子类</w:t>
+      </w:r>
+    </w:p>
+    <w:p>
+      <w:r>
+        <w:rPr>
+          <w:sz w:val="22"/>
+        </w:rPr>
+        <w:t xml:space="preserve">  No-01   74.1%  15.3%  10.6%   31/31   5/5</w:t>
+      </w:r>
+    </w:p>
+    <w:p>
+      <w:r>
+        <w:rPr>
+          <w:sz w:val="22"/>
+        </w:rPr>
+        <w:t xml:space="preserve">  No-02   73.0%  15.1%  11.8%   31/31   5/5</w:t>
+      </w:r>
+    </w:p>
+    <w:p>
+      <w:r>
+        <w:rPr>
+          <w:sz w:val="22"/>
+        </w:rPr>
+        <w:t xml:space="preserve">  No-03   71.6%  16.1%  12.3%   30/31   5/5</w:t>
+      </w:r>
+    </w:p>
+    <w:p>
+      <w:r>
+        <w:rPr>
+          <w:sz w:val="22"/>
+        </w:rPr>
+        <w:t xml:space="preserve">  极差:   2.5%   1.0%   1.7%   &lt;- 一致</w:t>
       </w:r>
     </w:p>
     <w:p/>
     <w:p>
       <w:r>
         <w:rPr>
-          <w:sz w:val="20"/>
-        </w:rPr>
-        <w:t xml:space="preserve">  S2误标为S1的典型:</w:t>
-      </w:r>
-    </w:p>
-    <w:p>
-      <w:r>
-        <w:rPr>
-          <w:sz w:val="20"/>
-        </w:rPr>
-        <w:t xml:space="preserve">    id=psy525_10507 "一想到年检就极度紧张"（焦虑→被错标为S1压力）</w:t>
-      </w:r>
-    </w:p>
-    <w:p>
-      <w:r>
-        <w:rPr>
-          <w:sz w:val="20"/>
-        </w:rPr>
-        <w:t xml:space="preserve">    id=psy525_11559 "女友删微信让我极度焦虑无法正常生活"（焦虑→错标为S1）</w:t>
+          <w:sz w:val="22"/>
+        </w:rPr>
+        <w:t>【步骤7】人工修正</w:t>
+      </w:r>
+    </w:p>
+    <w:p>
+      <w:r>
+        <w:rPr>
+          <w:sz w:val="22"/>
+        </w:rPr>
+        <w:t>使用Web标注工具(web/index.html)对置信最低的样本逐条修正。</w:t>
+      </w:r>
+    </w:p>
+    <w:p>
+      <w:r>
+        <w:rPr>
+          <w:sz w:val="22"/>
+        </w:rPr>
+        <w:t xml:space="preserve">  总修正量: 3351条 | 分批: 每批250条 | 迭代: 5轮</w:t>
+      </w:r>
+    </w:p>
+    <w:p>
+      <w:r>
+        <w:rPr>
+          <w:sz w:val="22"/>
+        </w:rPr>
+        <w:t xml:space="preserve">  修正策略: 加权重训(weight=5)</w:t>
+      </w:r>
+    </w:p>
+    <w:p>
+      <w:r>
+        <w:rPr>
+          <w:sz w:val="22"/>
+        </w:rPr>
+        <w:t xml:space="preserve">  修正显著变化:</w:t>
+      </w:r>
+    </w:p>
+    <w:p>
+      <w:r>
+        <w:rPr>
+          <w:sz w:val="22"/>
+        </w:rPr>
+        <w:t xml:space="preserve">    1.9(亲密关系)由726降至396: 原模型过估</w:t>
+      </w:r>
+    </w:p>
+    <w:p>
+      <w:r>
+        <w:rPr>
+          <w:sz w:val="22"/>
+        </w:rPr>
+        <w:t xml:space="preserve">    2.1(抑郁)由104增至320: 原模型低估</w:t>
+      </w:r>
+    </w:p>
+    <w:p>
+      <w:r>
+        <w:rPr>
+          <w:sz w:val="22"/>
+        </w:rPr>
+        <w:t xml:space="preserve">    1.7(压力)由91增至377: 原模型低估</w:t>
       </w:r>
     </w:p>
     <w:p/>
     <w:p>
       <w:r>
         <w:rPr>
-          <w:sz w:val="20"/>
-        </w:rPr>
-        <w:t xml:space="preserve">  S3误标为S1/S2的典型:</w:t>
-      </w:r>
-    </w:p>
-    <w:p>
-      <w:r>
-        <w:rPr>
-          <w:sz w:val="20"/>
-        </w:rPr>
-        <w:t xml:space="preserve">    id=psy525_103520 "想把别人的功劳占为己有企图"（报复→错标为S1）</w:t>
-      </w:r>
-    </w:p>
-    <w:p>
-      <w:r>
-        <w:rPr>
-          <w:sz w:val="20"/>
-        </w:rPr>
-        <w:t xml:space="preserve">    id=psy525_10762 "有过轻生,有过想逃离这座城市的冲动"（自杀→错标为S1）</w:t>
+          <w:sz w:val="22"/>
+        </w:rPr>
+        <w:t>【步骤8】输出标准化JSON</w:t>
+      </w:r>
+    </w:p>
+    <w:p>
+      <w:r>
+        <w:rPr>
+          <w:sz w:val="22"/>
+        </w:rPr>
+        <w:t>data/人工标注/No-01/02/03_最终版.json</w:t>
+      </w:r>
+    </w:p>
+    <w:p>
+      <w:r>
+        <w:rPr>
+          <w:sz w:val="22"/>
+        </w:rPr>
+        <w:t>格式: {"labels": {"label": "1.7"}}</w:t>
       </w:r>
     </w:p>
     <w:p/>
     <w:p>
       <w:r>
         <w:rPr>
-          <w:sz w:val="24"/>
-        </w:rPr>
-        <w:t>③ 易混淆类目Top10</w:t>
-      </w:r>
-    </w:p>
-    <w:p>
-      <w:r>
-        <w:rPr>
-          <w:sz w:val="20"/>
-        </w:rPr>
-        <w:t xml:space="preserve">  1.9(亲密关系)被错标为S1层级: 702次 ← 模型在S1/S2边界模糊</w:t>
-      </w:r>
-    </w:p>
-    <w:p>
-      <w:r>
-        <w:rPr>
-          <w:sz w:val="20"/>
-        </w:rPr>
-        <w:t xml:space="preserve">  3.2(自杀计划)正确预测: 101次</w:t>
-      </w:r>
-    </w:p>
-    <w:p>
-      <w:r>
-        <w:rPr>
-          <w:sz w:val="20"/>
-        </w:rPr>
-        <w:t xml:space="preserve">  2.7(强迫)正确预测: 131次</w:t>
+          <w:sz w:val="22"/>
+        </w:rPr>
+        <w:t>四、加分项：对话标签（tags）标注</w:t>
+      </w:r>
+    </w:p>
+    <w:p>
+      <w:r>
+        <w:rPr>
+          <w:sz w:val="22"/>
+        </w:rPr>
+        <w:t>基于关键词规则对127,540条对话标注：</w:t>
+      </w:r>
+    </w:p>
+    <w:p>
+      <w:r>
+        <w:rPr>
+          <w:sz w:val="22"/>
+        </w:rPr>
+        <w:t xml:space="preserve">  knowledge(专业知识): 93,975条(73.7%)</w:t>
+      </w:r>
+    </w:p>
+    <w:p>
+      <w:r>
+        <w:rPr>
+          <w:sz w:val="22"/>
+        </w:rPr>
+        <w:t xml:space="preserve">  meaningless(无实质内容): 75,277条(59.0%)</w:t>
+      </w:r>
+    </w:p>
+    <w:p>
+      <w:r>
+        <w:rPr>
+          <w:sz w:val="22"/>
+        </w:rPr>
+        <w:t xml:space="preserve">  negative(负面回复): 6,087条(4.8%)</w:t>
+      </w:r>
+    </w:p>
+    <w:p>
+      <w:r>
+        <w:rPr>
+          <w:sz w:val="22"/>
+        </w:rPr>
+        <w:t>一条dialog可同时标多个tags，标签使用规范准确。</w:t>
       </w:r>
     </w:p>
     <w:p/>
     <w:p>
       <w:r>
         <w:rPr>
-          <w:sz w:val="24"/>
-        </w:rPr>
-        <w:t>④ 三份数据分布一致性</w:t>
-      </w:r>
-    </w:p>
-    <w:p>
-      <w:r>
-        <w:rPr>
-          <w:sz w:val="20"/>
-        </w:rPr>
-        <w:t xml:space="preserve">            S1     S2     S3    类覆盖</w:t>
-      </w:r>
-    </w:p>
-    <w:p>
-      <w:r>
-        <w:rPr>
-          <w:sz w:val="20"/>
-        </w:rPr>
-        <w:t xml:space="preserve">  No-01   72.3%  18.9%   8.8%   31/31</w:t>
-      </w:r>
-    </w:p>
-    <w:p>
-      <w:r>
-        <w:rPr>
-          <w:sz w:val="20"/>
-        </w:rPr>
-        <w:t xml:space="preserve">  No-02   71.9%  19.3%   8.8%   31/31</w:t>
-      </w:r>
-    </w:p>
-    <w:p>
-      <w:r>
-        <w:rPr>
-          <w:sz w:val="20"/>
-        </w:rPr>
-        <w:t xml:space="preserve">  No-03   71.1%  19.1%   9.7%   31/31</w:t>
-      </w:r>
-    </w:p>
-    <w:p>
-      <w:r>
-        <w:rPr>
-          <w:sz w:val="20"/>
-        </w:rPr>
-        <w:t xml:space="preserve">  极差:   1.2%   0.4%   0.9%    ← 高度一致</w:t>
-      </w:r>
-    </w:p>
-    <w:p/>
-    <w:p>
-      <w:r>
-        <w:rPr>
-          <w:sz w:val="24"/>
-        </w:rPr>
-        <w:t>【步骤7】人工修正</w:t>
-      </w:r>
-    </w:p>
-    <w:p>
-      <w:r>
-        <w:rPr>
-          <w:sz w:val="24"/>
-        </w:rPr>
-        <w:t>使用自建Web标注工具(web/index.html)对置信度最低的样本逐条修正。</w:t>
-      </w:r>
-    </w:p>
-    <w:p>
-      <w:r>
-        <w:rPr>
-          <w:sz w:val="20"/>
-        </w:rPr>
-        <w:t xml:space="preserve">  总修正量: 3351条</w:t>
-      </w:r>
-    </w:p>
-    <w:p>
-      <w:r>
-        <w:rPr>
-          <w:sz w:val="20"/>
-        </w:rPr>
-        <w:t xml:space="preserve">  分批方式: 每批250条</w:t>
-      </w:r>
-    </w:p>
-    <w:p>
-      <w:r>
-        <w:rPr>
-          <w:sz w:val="20"/>
-        </w:rPr>
-        <w:t xml:space="preserve">  修正策略: 加权重训(weight=5), 迭代5轮</w:t>
-      </w:r>
-    </w:p>
-    <w:p>
-      <w:r>
-        <w:rPr>
-          <w:sz w:val="20"/>
-        </w:rPr>
-        <w:t xml:space="preserve">  修正显著变化:</w:t>
-      </w:r>
-    </w:p>
-    <w:p>
-      <w:r>
-        <w:rPr>
-          <w:sz w:val="20"/>
-        </w:rPr>
-        <w:t xml:space="preserve">    1.9(亲密关系)由726降至396: 原模型过估亲密关系</w:t>
-      </w:r>
-    </w:p>
-    <w:p>
-      <w:r>
-        <w:rPr>
-          <w:sz w:val="20"/>
-        </w:rPr>
-        <w:t xml:space="preserve">    2.1(抑郁)由104增至320: 原模型低估抑郁类</w:t>
-      </w:r>
-    </w:p>
-    <w:p>
-      <w:r>
-        <w:rPr>
-          <w:sz w:val="20"/>
-        </w:rPr>
-        <w:t xml:space="preserve">    1.7(压力)由91增至377: 原模型低估压力类</w:t>
-      </w:r>
-    </w:p>
-    <w:p/>
-    <w:p>
-      <w:r>
-        <w:rPr>
-          <w:sz w:val="24"/>
-        </w:rPr>
-        <w:t>【步骤8】输出标准化JSON</w:t>
-      </w:r>
-    </w:p>
-    <w:p>
-      <w:r>
-        <w:rPr>
-          <w:sz w:val="20"/>
-        </w:rPr>
-        <w:t xml:space="preserve">  data/人工标注/No-01/02/03_最终版.json</w:t>
-      </w:r>
-    </w:p>
-    <w:p>
-      <w:r>
-        <w:rPr>
-          <w:sz w:val="20"/>
-        </w:rPr>
-        <w:t xml:space="preserve">  labels格式: {"label": "1.7"}</w:t>
-      </w:r>
-    </w:p>
-    <w:p/>
-    <w:p>
-      <w:r>
-        <w:rPr>
-          <w:sz w:val="24"/>
-        </w:rPr>
-        <w:t>四、加分项：对话标签（tags）标注</w:t>
-      </w:r>
-    </w:p>
-    <w:p>
-      <w:r>
-        <w:rPr>
-          <w:sz w:val="24"/>
-        </w:rPr>
-        <w:t>基于关键词规则对127,540条对话标注:</w:t>
-      </w:r>
-    </w:p>
-    <w:p>
-      <w:r>
-        <w:rPr>
-          <w:sz w:val="20"/>
-        </w:rPr>
-        <w:t xml:space="preserve">  knowledge(专业知识): 93,975条(73.7%)</w:t>
-      </w:r>
-    </w:p>
-    <w:p>
-      <w:r>
-        <w:rPr>
-          <w:sz w:val="20"/>
-        </w:rPr>
-        <w:t xml:space="preserve">  meaningless(无实质内容): 75,277条(59.0%)</w:t>
-      </w:r>
-    </w:p>
-    <w:p>
-      <w:r>
-        <w:rPr>
-          <w:sz w:val="20"/>
-        </w:rPr>
-        <w:t xml:space="preserve">  negative(负面回复): 6,087条(4.8%)</w:t>
-      </w:r>
-    </w:p>
-    <w:p>
-      <w:r>
-        <w:rPr>
-          <w:sz w:val="24"/>
-        </w:rPr>
-        <w:t>标签使用规范，一条dialog可同时标多个tags，符合要求。</w:t>
-      </w:r>
-    </w:p>
-    <w:p/>
-    <w:p>
-      <w:r>
-        <w:rPr>
-          <w:sz w:val="24"/>
+          <w:sz w:val="22"/>
         </w:rPr>
         <w:t>五、实验过程截图</w:t>
       </w:r>
@@ -4957,7 +4873,7 @@
     <w:p>
       <w:r>
         <w:rPr>
-          <w:sz w:val="24"/>
+          <w:sz w:val="22"/>
         </w:rPr>
         <w:t>（此处插入截图，建议包含以下内容）</w:t>
       </w:r>
@@ -4965,33 +4881,33 @@
     <w:p>
       <w:r>
         <w:rPr>
-          <w:sz w:val="24"/>
-        </w:rPr>
-        <w:t>1. Web工具标注界面截图 → web/index.html界面</w:t>
-      </w:r>
-    </w:p>
-    <w:p>
-      <w:r>
-        <w:rPr>
-          <w:sz w:val="24"/>
-        </w:rPr>
-        <w:t>2. 模型训练运行截图 → 终端输出准确率和混淆矩阵</w:t>
-      </w:r>
-    </w:p>
-    <w:p>
-      <w:r>
-        <w:rPr>
-          <w:sz w:val="24"/>
-        </w:rPr>
-        <w:t>3. 标注规范文档截图 → data/人工标注/annotation-specification.md</w:t>
-      </w:r>
-    </w:p>
-    <w:p>
-      <w:r>
-        <w:rPr>
-          <w:sz w:val="24"/>
-        </w:rPr>
-        <w:t>4. 三份数据分布对比截图</w:t>
+          <w:sz w:val="22"/>
+        </w:rPr>
+        <w:t>1. Web工具标注界面截图 -&gt; web/index.html界面</w:t>
+      </w:r>
+    </w:p>
+    <w:p>
+      <w:r>
+        <w:rPr>
+          <w:sz w:val="22"/>
+        </w:rPr>
+        <w:t>2. 模型训练运行截图 -&gt; 终端输出准确率81.67%+混淆矩阵</w:t>
+      </w:r>
+    </w:p>
+    <w:p>
+      <w:r>
+        <w:rPr>
+          <w:sz w:val="22"/>
+        </w:rPr>
+        <w:t>3. 标注规范文档截图 -&gt; annotation-specification.md</w:t>
+      </w:r>
+    </w:p>
+    <w:p>
+      <w:r>
+        <w:rPr>
+          <w:sz w:val="22"/>
+        </w:rPr>
+        <w:t>4. 三份数据最终分布对比图</w:t>
       </w:r>
     </w:p>
     <w:p/>
